--- a/public/curated-car-rentals-proposal.docx
+++ b/public/curated-car-rentals-proposal.docx
@@ -3525,7 +3525,7 @@
           <w:spacing w:val="0"/>
           <w:color w:val="0E121D"/>
         </w:rPr>
-        <w:t xml:space="preserve"> $100,000.00</w:t>
+        <w:t xml:space="preserve"> $150,000.00</w:t>
       </w:r>
     </w:p>
     <w:p>
